--- a/hin/docx/59.content.docx
+++ b/hin/docx/59.content.docx
@@ -19,7 +19,7 @@
         <w:rPr>
           <w:lang w:val="hi_IN" w:bidi="hi_IN"/>
         </w:rPr>
-        <w:t>Resource: अध्ययन नोट्स - पुस्तक परिचय (टिंडेल)</w:t>
+        <w:t>Resource: Tyndale Open Study Notes</w:t>
       </w:r>
       <w:r>
         <w:rPr>
@@ -112,7 +112,7 @@
         <w:rPr>
           <w:lang w:val="hi_IN" w:bidi="hi_IN"/>
         </w:rPr>
-        <w:t>अध्ययन नोट्स - पुस्तक परिचय (टिंडेल)</w:t>
+        <w:t>Tyndale Open Study Notes</w:t>
       </w:r>
     </w:p>
     <w:p>

--- a/hin/docx/59.content.docx
+++ b/hin/docx/59.content.docx
@@ -19,7 +19,7 @@
         <w:rPr>
           <w:lang w:val="hi_IN" w:bidi="hi_IN"/>
         </w:rPr>
-        <w:t>Resource: Tyndale Open Study Notes</w:t>
+        <w:t>Resource: Aquifer Open Study Notes (Book Intros)</w:t>
       </w:r>
       <w:r>
         <w:rPr>
@@ -112,7 +112,7 @@
         <w:rPr>
           <w:lang w:val="hi_IN" w:bidi="hi_IN"/>
         </w:rPr>
-        <w:t>Tyndale Open Study Notes</w:t>
+        <w:t>Aquifer Open Study Notes (Book Intros)</w:t>
       </w:r>
     </w:p>
     <w:p>

--- a/hin/docx/59.content.docx
+++ b/hin/docx/59.content.docx
@@ -258,180 +258,120 @@
         </w:rPr>
         <w:t>याकूब, यीशु के भाई, यीशु के पुनरुत्थान के तुरंत बाद यरूशलेम की कलीसिया के मान्यता प्राप्त अगुवा बन गए। उन्होंने यहूदी मसीहियों (</w:t>
       </w:r>
-      <w:hyperlink r:id="rId13">
-        <w:r>
-          <w:rPr>
-            <w:lang w:val="hi_IN" w:bidi="hi_IN"/>
-          </w:rPr>
-          <w:rPr>
-            <w:color w:val="0000EE"/>
-            <w:u w:val="single"/>
-          </w:rPr>
-          <w:t>याकू 1:1</w:t>
-        </w:r>
-      </w:hyperlink>
+      <w:r>
+        <w:rPr>
+          <w:lang w:val="hi_IN" w:bidi="hi_IN"/>
+        </w:rPr>
+        <w:t>याकू 1:1</w:t>
+      </w:r>
       <w:r>
         <w:rPr>
           <w:lang w:val="hi_IN" w:bidi="hi_IN"/>
         </w:rPr>
         <w:t>) को लिखा, जो स्तिफनुस की पथराव द्वारा हत्या के साथ शुरू हुए सताव के कारण तितर-बितर हो गए थे (</w:t>
       </w:r>
-      <w:hyperlink r:id="rId14">
-        <w:r>
-          <w:rPr>
-            <w:lang w:val="hi_IN" w:bidi="hi_IN"/>
-          </w:rPr>
-          <w:rPr>
-            <w:color w:val="0000EE"/>
-            <w:u w:val="single"/>
-          </w:rPr>
-          <w:t>प्रेरि 8:1</w:t>
-        </w:r>
-      </w:hyperlink>
+      <w:r>
+        <w:rPr>
+          <w:lang w:val="hi_IN" w:bidi="hi_IN"/>
+        </w:rPr>
+        <w:t>प्रेरि 8:1</w:t>
+      </w:r>
       <w:r>
         <w:rPr>
           <w:lang w:val="hi_IN" w:bidi="hi_IN"/>
         </w:rPr>
         <w:t xml:space="preserve">; </w:t>
       </w:r>
-      <w:hyperlink r:id="rId15">
-        <w:r>
-          <w:rPr>
-            <w:lang w:val="hi_IN" w:bidi="hi_IN"/>
-          </w:rPr>
-          <w:rPr>
-            <w:color w:val="0000EE"/>
-            <w:u w:val="single"/>
-          </w:rPr>
-          <w:t>11:19</w:t>
-        </w:r>
-      </w:hyperlink>
+      <w:r>
+        <w:rPr>
+          <w:lang w:val="hi_IN" w:bidi="hi_IN"/>
+        </w:rPr>
+        <w:t>11:19</w:t>
+      </w:r>
       <w:r>
         <w:rPr>
           <w:lang w:val="hi_IN" w:bidi="hi_IN"/>
         </w:rPr>
         <w:t>)। वे उन यहूदियों के बीच रहते थे जो पहले ही "विदेश में बिखरे" हुए थे (</w:t>
       </w:r>
-      <w:hyperlink r:id="rId13">
-        <w:r>
-          <w:rPr>
-            <w:lang w:val="hi_IN" w:bidi="hi_IN"/>
-          </w:rPr>
-          <w:rPr>
-            <w:color w:val="0000EE"/>
-            <w:u w:val="single"/>
-          </w:rPr>
-          <w:t>याकू 1:1</w:t>
-        </w:r>
-      </w:hyperlink>
+      <w:r>
+        <w:rPr>
+          <w:lang w:val="hi_IN" w:bidi="hi_IN"/>
+        </w:rPr>
+        <w:t>याकू 1:1</w:t>
+      </w:r>
       <w:r>
         <w:rPr>
           <w:lang w:val="hi_IN" w:bidi="hi_IN"/>
         </w:rPr>
         <w:t xml:space="preserve">; देखें </w:t>
       </w:r>
-      <w:hyperlink r:id="rId16">
-        <w:r>
-          <w:rPr>
-            <w:lang w:val="hi_IN" w:bidi="hi_IN"/>
-          </w:rPr>
-          <w:rPr>
-            <w:color w:val="0000EE"/>
-            <w:u w:val="single"/>
-          </w:rPr>
-          <w:t>यूह 7:35</w:t>
-        </w:r>
-      </w:hyperlink>
+      <w:r>
+        <w:rPr>
+          <w:lang w:val="hi_IN" w:bidi="hi_IN"/>
+        </w:rPr>
+        <w:t>यूह 7:35</w:t>
+      </w:r>
       <w:r>
         <w:rPr>
           <w:lang w:val="hi_IN" w:bidi="hi_IN"/>
         </w:rPr>
         <w:t>)। यह प्रवास अश्शूरी साम्राज्य द्वारा इस्राएल (उत्तरी राज्य) के 722–721 ईसा पूर्व में बंधुआई और 586 ईसा पूर्व में बेबीलोन की बंधुआई के दौरान यहूदा (दक्षिणी राज्य) से शुरू हुई थी। बाद में, इसमें कुछ वे यहूदी भी शामिल थे जो यूनानी और रोमी साम्राज्यों में दूर-दूर तक यात्रा करते थे (</w:t>
       </w:r>
-      <w:hyperlink r:id="rId17">
-        <w:r>
-          <w:rPr>
-            <w:lang w:val="hi_IN" w:bidi="hi_IN"/>
-          </w:rPr>
-          <w:rPr>
-            <w:color w:val="0000EE"/>
-            <w:u w:val="single"/>
-          </w:rPr>
-          <w:t>याकू 4:13</w:t>
-        </w:r>
-      </w:hyperlink>
+      <w:r>
+        <w:rPr>
+          <w:lang w:val="hi_IN" w:bidi="hi_IN"/>
+        </w:rPr>
+        <w:t>याकू 4:13</w:t>
+      </w:r>
       <w:r>
         <w:rPr>
           <w:lang w:val="hi_IN" w:bidi="hi_IN"/>
         </w:rPr>
         <w:t xml:space="preserve">; </w:t>
       </w:r>
-      <w:hyperlink r:id="rId18">
-        <w:r>
-          <w:rPr>
-            <w:lang w:val="hi_IN" w:bidi="hi_IN"/>
-          </w:rPr>
-          <w:rPr>
-            <w:color w:val="0000EE"/>
-            <w:u w:val="single"/>
-          </w:rPr>
-          <w:t>प्रेरि 13:14</w:t>
-        </w:r>
-      </w:hyperlink>
+      <w:r>
+        <w:rPr>
+          <w:lang w:val="hi_IN" w:bidi="hi_IN"/>
+        </w:rPr>
+        <w:t>प्रेरि 13:14</w:t>
+      </w:r>
       <w:r>
         <w:rPr>
           <w:lang w:val="hi_IN" w:bidi="hi_IN"/>
         </w:rPr>
         <w:t xml:space="preserve">; </w:t>
       </w:r>
-      <w:hyperlink r:id="rId19">
-        <w:r>
-          <w:rPr>
-            <w:lang w:val="hi_IN" w:bidi="hi_IN"/>
-          </w:rPr>
-          <w:rPr>
-            <w:color w:val="0000EE"/>
-            <w:u w:val="single"/>
-          </w:rPr>
-          <w:t>17:1</w:t>
-        </w:r>
-      </w:hyperlink>
+      <w:r>
+        <w:rPr>
+          <w:lang w:val="hi_IN" w:bidi="hi_IN"/>
+        </w:rPr>
+        <w:t>17:1</w:t>
+      </w:r>
       <w:r>
         <w:rPr>
           <w:lang w:val="hi_IN" w:bidi="hi_IN"/>
         </w:rPr>
         <w:t>)। पहली शताब्दी के मध्य तक, यूनानी-रोमी दुनियाँ में यहूदी समुदाय फैले हुए थे। यहूदी प्रवास के विश्वासियों को एक ऐसे समाज से दबाव का सामना करना पड़ रहा था जो उन्हें आर्थिक रूप से उत्पीड़ित करता था (</w:t>
       </w:r>
-      <w:hyperlink r:id="rId20">
-        <w:r>
-          <w:rPr>
-            <w:lang w:val="hi_IN" w:bidi="hi_IN"/>
-          </w:rPr>
-          <w:rPr>
-            <w:color w:val="0000EE"/>
-            <w:u w:val="single"/>
-          </w:rPr>
-          <w:t>याकू 2:6</w:t>
-        </w:r>
-      </w:hyperlink>
+      <w:r>
+        <w:rPr>
+          <w:lang w:val="hi_IN" w:bidi="hi_IN"/>
+        </w:rPr>
+        <w:t>याकू 2:6</w:t>
+      </w:r>
       <w:r>
         <w:rPr>
           <w:lang w:val="hi_IN" w:bidi="hi_IN"/>
         </w:rPr>
         <w:t>) और उनके यीशु मसीह में विश्वास के कारण उनका अपमान करता था (</w:t>
       </w:r>
-      <w:hyperlink r:id="rId21">
-        <w:r>
-          <w:rPr>
-            <w:lang w:val="hi_IN" w:bidi="hi_IN"/>
-          </w:rPr>
-          <w:rPr>
-            <w:color w:val="0000EE"/>
-            <w:u w:val="single"/>
-          </w:rPr>
-          <w:t>2:7</w:t>
-        </w:r>
-      </w:hyperlink>
+      <w:r>
+        <w:rPr>
+          <w:lang w:val="hi_IN" w:bidi="hi_IN"/>
+        </w:rPr>
+        <w:t>2:7</w:t>
+      </w:r>
       <w:r>
         <w:rPr>
           <w:lang w:val="hi_IN" w:bidi="hi_IN"/>
@@ -463,72 +403,48 @@
         </w:rPr>
         <w:t>याकूब का पत्र एक पास्टरल दृष्टिकोण से लिखा गया है और यह नए नियम की किसी भी अन्य पुस्तक की तुलना में नैतिकता पर अधिक केंद्रित है। यह पत्र उन शिक्षाओं को प्रस्तुत करता है जो यीशु के जीवन और शिक्षाओं के माध्यम से व्यवस्था की सही समझ पर आधारित है (</w:t>
       </w:r>
-      <w:hyperlink r:id="rId22">
-        <w:r>
-          <w:rPr>
-            <w:lang w:val="hi_IN" w:bidi="hi_IN"/>
-          </w:rPr>
-          <w:rPr>
-            <w:color w:val="0000EE"/>
-            <w:u w:val="single"/>
-          </w:rPr>
-          <w:t>1:25</w:t>
-        </w:r>
-      </w:hyperlink>
+      <w:r>
+        <w:rPr>
+          <w:lang w:val="hi_IN" w:bidi="hi_IN"/>
+        </w:rPr>
+        <w:t>1:25</w:t>
+      </w:r>
       <w:r>
         <w:rPr>
           <w:lang w:val="hi_IN" w:bidi="hi_IN"/>
         </w:rPr>
         <w:t xml:space="preserve">; </w:t>
       </w:r>
-      <w:hyperlink r:id="rId23">
-        <w:r>
-          <w:rPr>
-            <w:lang w:val="hi_IN" w:bidi="hi_IN"/>
-          </w:rPr>
-          <w:rPr>
-            <w:color w:val="0000EE"/>
-            <w:u w:val="single"/>
-          </w:rPr>
-          <w:t>2:8</w:t>
-        </w:r>
-      </w:hyperlink>
+      <w:r>
+        <w:rPr>
+          <w:lang w:val="hi_IN" w:bidi="hi_IN"/>
+        </w:rPr>
+        <w:t>2:8</w:t>
+      </w:r>
       <w:r>
         <w:rPr>
           <w:lang w:val="hi_IN" w:bidi="hi_IN"/>
         </w:rPr>
         <w:t>)। इसके अलावा, याकूब की शिक्षा सीधे यीशु मसीह की शिक्षाओं को दर्शाती है, विशेष रूप से वे जो मत्ती के "पहाड़ी उपदेश" (</w:t>
       </w:r>
-      <w:hyperlink r:id="rId24">
-        <w:r>
-          <w:rPr>
-            <w:lang w:val="hi_IN" w:bidi="hi_IN"/>
-          </w:rPr>
-          <w:rPr>
-            <w:color w:val="0000EE"/>
-            <w:u w:val="single"/>
-          </w:rPr>
-          <w:t>मत्ती 5–7</w:t>
-        </w:r>
-      </w:hyperlink>
+      <w:r>
+        <w:rPr>
+          <w:lang w:val="hi_IN" w:bidi="hi_IN"/>
+        </w:rPr>
+        <w:t>मत्ती 5–7</w:t>
+      </w:r>
       <w:r>
         <w:rPr>
           <w:lang w:val="hi_IN" w:bidi="hi_IN"/>
         </w:rPr>
         <w:t>) और लूका के "मैदान के उपदेश" (</w:t>
       </w:r>
-      <w:hyperlink r:id="rId25">
-        <w:r>
-          <w:rPr>
-            <w:lang w:val="hi_IN" w:bidi="hi_IN"/>
-          </w:rPr>
-          <w:rPr>
-            <w:color w:val="0000EE"/>
-            <w:u w:val="single"/>
-          </w:rPr>
-          <w:t>लूका 6:20–49</w:t>
-        </w:r>
-      </w:hyperlink>
+      <w:r>
+        <w:rPr>
+          <w:lang w:val="hi_IN" w:bidi="hi_IN"/>
+        </w:rPr>
+        <w:t>लूका 6:20–49</w:t>
+      </w:r>
       <w:r>
         <w:rPr>
           <w:lang w:val="hi_IN" w:bidi="hi_IN"/>
@@ -560,18 +476,12 @@
         </w:rPr>
         <w:t>याकूब का पत्र यीशु के भाइयों में से एक द्वारा लिखा गया था। यूसुफ और मरियम के अन्य पुत्रों की तरह (</w:t>
       </w:r>
-      <w:hyperlink r:id="rId26">
-        <w:r>
-          <w:rPr>
-            <w:lang w:val="hi_IN" w:bidi="hi_IN"/>
-          </w:rPr>
-          <w:rPr>
-            <w:color w:val="0000EE"/>
-            <w:u w:val="single"/>
-          </w:rPr>
-          <w:t>मत्ती 13:55</w:t>
-        </w:r>
-      </w:hyperlink>
+      <w:r>
+        <w:rPr>
+          <w:lang w:val="hi_IN" w:bidi="hi_IN"/>
+        </w:rPr>
+        <w:t>मत्ती 13:55</w:t>
+      </w:r>
       <w:r>
         <w:rPr>
           <w:lang w:val="hi_IN" w:bidi="hi_IN"/>
@@ -616,108 +526,72 @@
         </w:rPr>
         <w:t>यीशु की सार्वजनिक सेवा के दौरान, न तो याकूब और न ही उनके अन्य भाई-बहन यीशु के अनुयायी थे। उन्होंने यहाँ तक कि यीशु की सेवा को समाप्त करने और उन्हें घर लाने का प्रयास किया था (</w:t>
       </w:r>
-      <w:hyperlink r:id="rId27">
-        <w:r>
-          <w:rPr>
-            <w:lang w:val="hi_IN" w:bidi="hi_IN"/>
-          </w:rPr>
-          <w:rPr>
-            <w:color w:val="0000EE"/>
-            <w:u w:val="single"/>
-          </w:rPr>
-          <w:t>मर 3:20–21</w:t>
-        </w:r>
-      </w:hyperlink>
+      <w:r>
+        <w:rPr>
+          <w:lang w:val="hi_IN" w:bidi="hi_IN"/>
+        </w:rPr>
+        <w:t>मर 3:20–21</w:t>
+      </w:r>
       <w:r>
         <w:rPr>
           <w:lang w:val="hi_IN" w:bidi="hi_IN"/>
         </w:rPr>
         <w:t xml:space="preserve">; तुलना करें </w:t>
       </w:r>
-      <w:hyperlink r:id="rId28">
-        <w:r>
-          <w:rPr>
-            <w:lang w:val="hi_IN" w:bidi="hi_IN"/>
-          </w:rPr>
-          <w:rPr>
-            <w:color w:val="0000EE"/>
-            <w:u w:val="single"/>
-          </w:rPr>
-          <w:t>यूह 7:3–5</w:t>
-        </w:r>
-      </w:hyperlink>
+      <w:r>
+        <w:rPr>
+          <w:lang w:val="hi_IN" w:bidi="hi_IN"/>
+        </w:rPr>
+        <w:t>यूह 7:3–5</w:t>
+      </w:r>
       <w:r>
         <w:rPr>
           <w:lang w:val="hi_IN" w:bidi="hi_IN"/>
         </w:rPr>
         <w:t xml:space="preserve">)। परंतु यीशु के पुनरुत्थान के बाद, याकूब एक विश्वासी बन गए, संभवतः एक व्यक्तिगत पुनरुत्थान दर्शन ने उन्हें यह विश्वास दिलाया कि यीशु ही मसीह है ( </w:t>
       </w:r>
-      <w:hyperlink r:id="rId29">
-        <w:r>
-          <w:rPr>
-            <w:lang w:val="hi_IN" w:bidi="hi_IN"/>
-          </w:rPr>
-          <w:rPr>
-            <w:color w:val="0000EE"/>
-            <w:u w:val="single"/>
-          </w:rPr>
-          <w:t xml:space="preserve">1 कुरि 15:7 </w:t>
-        </w:r>
-      </w:hyperlink>
+      <w:r>
+        <w:rPr>
+          <w:lang w:val="hi_IN" w:bidi="hi_IN"/>
+        </w:rPr>
+        <w:t xml:space="preserve">1 कुरि 15:7 </w:t>
+      </w:r>
       <w:r>
         <w:rPr>
           <w:lang w:val="hi_IN" w:bidi="hi_IN"/>
         </w:rPr>
         <w:t>देखें)। पिन्तेकुस्त के दिन जब आत्मा प्रदान किया गया, तब याकूब अन्य शिष्यों के साथ ऊपरी कक्ष में उपस्थित थे (</w:t>
       </w:r>
-      <w:hyperlink r:id="rId30">
-        <w:r>
-          <w:rPr>
-            <w:lang w:val="hi_IN" w:bidi="hi_IN"/>
-          </w:rPr>
-          <w:rPr>
-            <w:color w:val="0000EE"/>
-            <w:u w:val="single"/>
-          </w:rPr>
-          <w:t>प्रेरि 1:14</w:t>
-        </w:r>
-      </w:hyperlink>
+      <w:r>
+        <w:rPr>
+          <w:lang w:val="hi_IN" w:bidi="hi_IN"/>
+        </w:rPr>
+        <w:t>प्रेरि 1:14</w:t>
+      </w:r>
       <w:r>
         <w:rPr>
           <w:lang w:val="hi_IN" w:bidi="hi_IN"/>
         </w:rPr>
         <w:t xml:space="preserve">; </w:t>
       </w:r>
-      <w:hyperlink r:id="rId31">
-        <w:r>
-          <w:rPr>
-            <w:lang w:val="hi_IN" w:bidi="hi_IN"/>
-          </w:rPr>
-          <w:rPr>
-            <w:color w:val="0000EE"/>
-            <w:u w:val="single"/>
-          </w:rPr>
-          <w:t>2:1–3</w:t>
-        </w:r>
-      </w:hyperlink>
+      <w:r>
+        <w:rPr>
+          <w:lang w:val="hi_IN" w:bidi="hi_IN"/>
+        </w:rPr>
+        <w:t>2:1–3</w:t>
+      </w:r>
       <w:r>
         <w:rPr>
           <w:lang w:val="hi_IN" w:bidi="hi_IN"/>
         </w:rPr>
         <w:t>) और वे यरूशलेम की कलीसिया में एक प्रमुख अगुवे के रूप में स्थापित हुए (</w:t>
       </w:r>
-      <w:hyperlink r:id="rId32">
-        <w:r>
-          <w:rPr>
-            <w:lang w:val="hi_IN" w:bidi="hi_IN"/>
-          </w:rPr>
-          <w:rPr>
-            <w:color w:val="0000EE"/>
-            <w:u w:val="single"/>
-          </w:rPr>
-          <w:t>प्रेरि 15:13–22</w:t>
-        </w:r>
-      </w:hyperlink>
+      <w:r>
+        <w:rPr>
+          <w:lang w:val="hi_IN" w:bidi="hi_IN"/>
+        </w:rPr>
+        <w:t>प्रेरि 15:13–22</w:t>
+      </w:r>
       <w:r>
         <w:rPr>
           <w:lang w:val="hi_IN" w:bidi="hi_IN"/>
@@ -749,18 +623,12 @@
         </w:rPr>
         <w:t xml:space="preserve">याकूब का पत्र संभवतः नए नियम की सबसे प्रारंभिक पुस्तक है, जिसे हेरोद अग्रिप्पा के अधीन हुए सताव (ईस्वी 44, </w:t>
       </w:r>
-      <w:hyperlink r:id="rId33">
-        <w:r>
-          <w:rPr>
-            <w:lang w:val="hi_IN" w:bidi="hi_IN"/>
-          </w:rPr>
-          <w:rPr>
-            <w:color w:val="0000EE"/>
-            <w:u w:val="single"/>
-          </w:rPr>
-          <w:t>प्रेरि 12:1–5</w:t>
-        </w:r>
-      </w:hyperlink>
+      <w:r>
+        <w:rPr>
+          <w:lang w:val="hi_IN" w:bidi="hi_IN"/>
+        </w:rPr>
+        <w:t>प्रेरि 12:1–5</w:t>
+      </w:r>
       <w:r>
         <w:rPr>
           <w:lang w:val="hi_IN" w:bidi="hi_IN"/>
@@ -780,36 +648,24 @@
         </w:rPr>
         <w:t xml:space="preserve"> (“सभा,” </w:t>
       </w:r>
-      <w:hyperlink r:id="rId34">
-        <w:r>
-          <w:rPr>
-            <w:lang w:val="hi_IN" w:bidi="hi_IN"/>
-          </w:rPr>
-          <w:rPr>
-            <w:color w:val="0000EE"/>
-            <w:u w:val="single"/>
-          </w:rPr>
-          <w:t>याकू 2:2</w:t>
-        </w:r>
-      </w:hyperlink>
+      <w:r>
+        <w:rPr>
+          <w:lang w:val="hi_IN" w:bidi="hi_IN"/>
+        </w:rPr>
+        <w:t>याकू 2:2</w:t>
+      </w:r>
       <w:r>
         <w:rPr>
           <w:lang w:val="hi_IN" w:bidi="hi_IN"/>
         </w:rPr>
         <w:t>) और कलीसिया (</w:t>
       </w:r>
-      <w:hyperlink r:id="rId35">
-        <w:r>
-          <w:rPr>
-            <w:lang w:val="hi_IN" w:bidi="hi_IN"/>
-          </w:rPr>
-          <w:rPr>
-            <w:color w:val="0000EE"/>
-            <w:u w:val="single"/>
-          </w:rPr>
-          <w:t>5:14</w:t>
-        </w:r>
-      </w:hyperlink>
+      <w:r>
+        <w:rPr>
+          <w:lang w:val="hi_IN" w:bidi="hi_IN"/>
+        </w:rPr>
+        <w:t>5:14</w:t>
+      </w:r>
       <w:r>
         <w:rPr>
           <w:lang w:val="hi_IN" w:bidi="hi_IN"/>
@@ -842,36 +698,24 @@
         </w:rPr>
         <w:t xml:space="preserve"> (</w:t>
       </w:r>
-      <w:hyperlink r:id="rId36">
-        <w:r>
-          <w:rPr>
-            <w:lang w:val="hi_IN" w:bidi="hi_IN"/>
-          </w:rPr>
-          <w:rPr>
-            <w:color w:val="0000EE"/>
-            <w:u w:val="single"/>
-          </w:rPr>
-          <w:t>1:23</w:t>
-        </w:r>
-      </w:hyperlink>
+      <w:r>
+        <w:rPr>
+          <w:lang w:val="hi_IN" w:bidi="hi_IN"/>
+        </w:rPr>
+        <w:t>1:23</w:t>
+      </w:r>
       <w:r>
         <w:rPr>
           <w:lang w:val="hi_IN" w:bidi="hi_IN"/>
         </w:rPr>
         <w:t xml:space="preserve">, </w:t>
       </w:r>
-      <w:hyperlink r:id="rId22">
-        <w:r>
-          <w:rPr>
-            <w:lang w:val="hi_IN" w:bidi="hi_IN"/>
-          </w:rPr>
-          <w:rPr>
-            <w:color w:val="0000EE"/>
-            <w:u w:val="single"/>
-          </w:rPr>
-          <w:t>25</w:t>
-        </w:r>
-      </w:hyperlink>
+      <w:r>
+        <w:rPr>
+          <w:lang w:val="hi_IN" w:bidi="hi_IN"/>
+        </w:rPr>
+        <w:t>25</w:t>
+      </w:r>
       <w:r>
         <w:rPr>
           <w:lang w:val="hi_IN" w:bidi="hi_IN"/>
@@ -892,126 +736,84 @@
         </w:rPr>
         <w:t>इस पत्र को यरूशलेम से लिखा गया था, इसका अनुमान प्रेरितों के काम और गलातियों की पुस्तक में याकूब की स्थिति से संबंधित विवरणों से लगाया जाता है (</w:t>
       </w:r>
-      <w:hyperlink r:id="rId32">
-        <w:r>
-          <w:rPr>
-            <w:lang w:val="hi_IN" w:bidi="hi_IN"/>
-          </w:rPr>
-          <w:rPr>
-            <w:color w:val="0000EE"/>
-            <w:u w:val="single"/>
-          </w:rPr>
-          <w:t>प्रेरि 15:13–22</w:t>
-        </w:r>
-      </w:hyperlink>
+      <w:r>
+        <w:rPr>
+          <w:lang w:val="hi_IN" w:bidi="hi_IN"/>
+        </w:rPr>
+        <w:t>प्रेरि 15:13–22</w:t>
+      </w:r>
       <w:r>
         <w:rPr>
           <w:lang w:val="hi_IN" w:bidi="hi_IN"/>
         </w:rPr>
         <w:t xml:space="preserve">; </w:t>
       </w:r>
-      <w:hyperlink r:id="rId37">
-        <w:r>
-          <w:rPr>
-            <w:lang w:val="hi_IN" w:bidi="hi_IN"/>
-          </w:rPr>
-          <w:rPr>
-            <w:color w:val="0000EE"/>
-            <w:u w:val="single"/>
-          </w:rPr>
-          <w:t>21:18</w:t>
-        </w:r>
-      </w:hyperlink>
+      <w:r>
+        <w:rPr>
+          <w:lang w:val="hi_IN" w:bidi="hi_IN"/>
+        </w:rPr>
+        <w:t>21:18</w:t>
+      </w:r>
       <w:r>
         <w:rPr>
           <w:lang w:val="hi_IN" w:bidi="hi_IN"/>
         </w:rPr>
         <w:t xml:space="preserve">; </w:t>
       </w:r>
-      <w:hyperlink r:id="rId38">
-        <w:r>
-          <w:rPr>
-            <w:lang w:val="hi_IN" w:bidi="hi_IN"/>
-          </w:rPr>
-          <w:rPr>
-            <w:color w:val="0000EE"/>
-            <w:u w:val="single"/>
-          </w:rPr>
-          <w:t>गला 1:18–19</w:t>
-        </w:r>
-      </w:hyperlink>
+      <w:r>
+        <w:rPr>
+          <w:lang w:val="hi_IN" w:bidi="hi_IN"/>
+        </w:rPr>
+        <w:t>गला 1:18–19</w:t>
+      </w:r>
       <w:r>
         <w:rPr>
           <w:lang w:val="hi_IN" w:bidi="hi_IN"/>
         </w:rPr>
         <w:t xml:space="preserve">; </w:t>
       </w:r>
-      <w:hyperlink r:id="rId39">
-        <w:r>
-          <w:rPr>
-            <w:lang w:val="hi_IN" w:bidi="hi_IN"/>
-          </w:rPr>
-          <w:rPr>
-            <w:color w:val="0000EE"/>
-            <w:u w:val="single"/>
-          </w:rPr>
-          <w:t>2:9</w:t>
-        </w:r>
-      </w:hyperlink>
+      <w:r>
+        <w:rPr>
+          <w:lang w:val="hi_IN" w:bidi="hi_IN"/>
+        </w:rPr>
+        <w:t>2:9</w:t>
+      </w:r>
       <w:r>
         <w:rPr>
           <w:lang w:val="hi_IN" w:bidi="hi_IN"/>
         </w:rPr>
         <w:t xml:space="preserve">, </w:t>
       </w:r>
-      <w:hyperlink r:id="rId40">
-        <w:r>
-          <w:rPr>
-            <w:lang w:val="hi_IN" w:bidi="hi_IN"/>
-          </w:rPr>
-          <w:rPr>
-            <w:color w:val="0000EE"/>
-            <w:u w:val="single"/>
-          </w:rPr>
-          <w:t>12</w:t>
-        </w:r>
-      </w:hyperlink>
+      <w:r>
+        <w:rPr>
+          <w:lang w:val="hi_IN" w:bidi="hi_IN"/>
+        </w:rPr>
+        <w:t>12</w:t>
+      </w:r>
       <w:r>
         <w:rPr>
           <w:lang w:val="hi_IN" w:bidi="hi_IN"/>
         </w:rPr>
         <w:t>)। यह पुस्तक फिलिस्तीन के संदर्भों से युक्त है, जिसमें झुलसाने वाली गर्मी (</w:t>
       </w:r>
-      <w:hyperlink r:id="rId41">
-        <w:r>
-          <w:rPr>
-            <w:lang w:val="hi_IN" w:bidi="hi_IN"/>
-          </w:rPr>
-          <w:rPr>
-            <w:color w:val="0000EE"/>
-            <w:u w:val="single"/>
-          </w:rPr>
-          <w:t>1:11</w:t>
-        </w:r>
-      </w:hyperlink>
+      <w:r>
+        <w:rPr>
+          <w:lang w:val="hi_IN" w:bidi="hi_IN"/>
+        </w:rPr>
+        <w:t>1:11</w:t>
+      </w:r>
       <w:r>
         <w:rPr>
           <w:lang w:val="hi_IN" w:bidi="hi_IN"/>
         </w:rPr>
         <w:t>); खारे पानी के सोते (</w:t>
       </w:r>
-      <w:hyperlink r:id="rId42">
-        <w:r>
-          <w:rPr>
-            <w:lang w:val="hi_IN" w:bidi="hi_IN"/>
-          </w:rPr>
-          <w:rPr>
-            <w:color w:val="0000EE"/>
-            <w:u w:val="single"/>
-          </w:rPr>
-          <w:t>3:11–12</w:t>
-        </w:r>
-      </w:hyperlink>
+      <w:r>
+        <w:rPr>
+          <w:lang w:val="hi_IN" w:bidi="hi_IN"/>
+        </w:rPr>
+        <w:t>3:11–12</w:t>
+      </w:r>
       <w:r>
         <w:rPr>
           <w:lang w:val="hi_IN" w:bidi="hi_IN"/>
@@ -1030,54 +832,36 @@
         </w:rPr>
         <w:t xml:space="preserve"> की खेती (</w:t>
       </w:r>
-      <w:hyperlink r:id="rId43">
-        <w:r>
-          <w:rPr>
-            <w:lang w:val="hi_IN" w:bidi="hi_IN"/>
-          </w:rPr>
-          <w:rPr>
-            <w:color w:val="0000EE"/>
-            <w:u w:val="single"/>
-          </w:rPr>
-          <w:t>3:12</w:t>
-        </w:r>
-      </w:hyperlink>
+      <w:r>
+        <w:rPr>
+          <w:lang w:val="hi_IN" w:bidi="hi_IN"/>
+        </w:rPr>
+        <w:t>3:12</w:t>
+      </w:r>
       <w:r>
         <w:rPr>
           <w:lang w:val="hi_IN" w:bidi="hi_IN"/>
         </w:rPr>
         <w:t>); समुद्र (</w:t>
       </w:r>
-      <w:hyperlink r:id="rId44">
-        <w:r>
-          <w:rPr>
-            <w:lang w:val="hi_IN" w:bidi="hi_IN"/>
-          </w:rPr>
-          <w:rPr>
-            <w:color w:val="0000EE"/>
-            <w:u w:val="single"/>
-          </w:rPr>
-          <w:t>1:6</w:t>
-        </w:r>
-      </w:hyperlink>
+      <w:r>
+        <w:rPr>
+          <w:lang w:val="hi_IN" w:bidi="hi_IN"/>
+        </w:rPr>
+        <w:t>1:6</w:t>
+      </w:r>
       <w:r>
         <w:rPr>
           <w:lang w:val="hi_IN" w:bidi="hi_IN"/>
         </w:rPr>
         <w:t xml:space="preserve">; </w:t>
       </w:r>
-      <w:hyperlink r:id="rId45">
-        <w:r>
-          <w:rPr>
-            <w:lang w:val="hi_IN" w:bidi="hi_IN"/>
-          </w:rPr>
-          <w:rPr>
-            <w:color w:val="0000EE"/>
-            <w:u w:val="single"/>
-          </w:rPr>
-          <w:t>3:4</w:t>
-        </w:r>
-      </w:hyperlink>
+      <w:r>
+        <w:rPr>
+          <w:lang w:val="hi_IN" w:bidi="hi_IN"/>
+        </w:rPr>
+        <w:t>3:4</w:t>
+      </w:r>
       <w:r>
         <w:rPr>
           <w:lang w:val="hi_IN" w:bidi="hi_IN"/>
@@ -1096,18 +880,12 @@
         </w:rPr>
         <w:t xml:space="preserve"> (</w:t>
       </w:r>
-      <w:hyperlink r:id="rId46">
-        <w:r>
-          <w:rPr>
-            <w:lang w:val="hi_IN" w:bidi="hi_IN"/>
-          </w:rPr>
-          <w:rPr>
-            <w:color w:val="0000EE"/>
-            <w:u w:val="single"/>
-          </w:rPr>
-          <w:t>5:7</w:t>
-        </w:r>
-      </w:hyperlink>
+      <w:r>
+        <w:rPr>
+          <w:lang w:val="hi_IN" w:bidi="hi_IN"/>
+        </w:rPr>
+        <w:t>5:7</w:t>
+      </w:r>
       <w:r>
         <w:rPr>
           <w:lang w:val="hi_IN" w:bidi="hi_IN"/>
@@ -1139,18 +917,12 @@
         </w:rPr>
         <w:t xml:space="preserve">याकूब का पत्र उत्तम कोइने यूनानी में लिखा गया है, जो ग्रीको-रोमन संसार की आम यूनानी भाषा थी। यह गलील और फिलिस्तीन पर यूनानीकृत प्रभावों को दर्शाता है, साथ ही प्रवासी यहूदी पाठकों की संस्कृति में समाहित होने की प्रक्रिया को भी प्रकट करता है। याकूब ने व्याकरण शुद्धता के साथ लिखा, उनका शब्द भंडार विस्तृत है और उनके लेखन में शब्दों का लयबद्ध प्रवाह और ध्वनियों की एक सुंदर भावना विद्यमान है। पुराने नियम के यूनानी अनुवाद (जैसे, </w:t>
       </w:r>
-      <w:hyperlink r:id="rId47">
-        <w:r>
-          <w:rPr>
-            <w:lang w:val="hi_IN" w:bidi="hi_IN"/>
-          </w:rPr>
-          <w:rPr>
-            <w:color w:val="0000EE"/>
-            <w:u w:val="single"/>
-          </w:rPr>
-          <w:t>4:6</w:t>
-        </w:r>
-      </w:hyperlink>
+      <w:r>
+        <w:rPr>
+          <w:lang w:val="hi_IN" w:bidi="hi_IN"/>
+        </w:rPr>
+        <w:t>4:6</w:t>
+      </w:r>
       <w:r>
         <w:rPr>
           <w:lang w:val="hi_IN" w:bidi="hi_IN"/>
@@ -1171,306 +943,204 @@
         </w:rPr>
         <w:t>याकूब कई भाषण-सम्बन्धी उपकरणों का उपयोग करते हैं, जैसे भ्रातृ अपील (</w:t>
       </w:r>
-      <w:hyperlink r:id="rId48">
-        <w:r>
-          <w:rPr>
-            <w:lang w:val="hi_IN" w:bidi="hi_IN"/>
-          </w:rPr>
-          <w:rPr>
-            <w:color w:val="0000EE"/>
-            <w:u w:val="single"/>
-          </w:rPr>
-          <w:t>1:2</w:t>
-        </w:r>
-      </w:hyperlink>
+      <w:r>
+        <w:rPr>
+          <w:lang w:val="hi_IN" w:bidi="hi_IN"/>
+        </w:rPr>
+        <w:t>1:2</w:t>
+      </w:r>
       <w:r>
         <w:rPr>
           <w:lang w:val="hi_IN" w:bidi="hi_IN"/>
         </w:rPr>
         <w:t xml:space="preserve">; </w:t>
       </w:r>
-      <w:hyperlink r:id="rId49">
-        <w:r>
-          <w:rPr>
-            <w:lang w:val="hi_IN" w:bidi="hi_IN"/>
-          </w:rPr>
-          <w:rPr>
-            <w:color w:val="0000EE"/>
-            <w:u w:val="single"/>
-          </w:rPr>
-          <w:t>2:1</w:t>
-        </w:r>
-      </w:hyperlink>
+      <w:r>
+        <w:rPr>
+          <w:lang w:val="hi_IN" w:bidi="hi_IN"/>
+        </w:rPr>
+        <w:t>2:1</w:t>
+      </w:r>
       <w:r>
         <w:rPr>
           <w:lang w:val="hi_IN" w:bidi="hi_IN"/>
         </w:rPr>
         <w:t xml:space="preserve">; </w:t>
       </w:r>
-      <w:hyperlink r:id="rId50">
-        <w:r>
-          <w:rPr>
-            <w:lang w:val="hi_IN" w:bidi="hi_IN"/>
-          </w:rPr>
-          <w:rPr>
-            <w:color w:val="0000EE"/>
-            <w:u w:val="single"/>
-          </w:rPr>
-          <w:t>3:1</w:t>
-        </w:r>
-      </w:hyperlink>
+      <w:r>
+        <w:rPr>
+          <w:lang w:val="hi_IN" w:bidi="hi_IN"/>
+        </w:rPr>
+        <w:t>3:1</w:t>
+      </w:r>
       <w:r>
         <w:rPr>
           <w:lang w:val="hi_IN" w:bidi="hi_IN"/>
         </w:rPr>
         <w:t xml:space="preserve">; </w:t>
       </w:r>
-      <w:hyperlink r:id="rId51">
-        <w:r>
-          <w:rPr>
-            <w:lang w:val="hi_IN" w:bidi="hi_IN"/>
-          </w:rPr>
-          <w:rPr>
-            <w:color w:val="0000EE"/>
-            <w:u w:val="single"/>
-          </w:rPr>
-          <w:t>4:11</w:t>
-        </w:r>
-      </w:hyperlink>
+      <w:r>
+        <w:rPr>
+          <w:lang w:val="hi_IN" w:bidi="hi_IN"/>
+        </w:rPr>
+        <w:t>4:11</w:t>
+      </w:r>
       <w:r>
         <w:rPr>
           <w:lang w:val="hi_IN" w:bidi="hi_IN"/>
         </w:rPr>
         <w:t>), आलंकारिक प्रश्न (</w:t>
       </w:r>
-      <w:hyperlink r:id="rId52">
-        <w:r>
-          <w:rPr>
-            <w:lang w:val="hi_IN" w:bidi="hi_IN"/>
-          </w:rPr>
-          <w:rPr>
-            <w:color w:val="0000EE"/>
-            <w:u w:val="single"/>
-          </w:rPr>
-          <w:t>2:5</w:t>
-        </w:r>
-      </w:hyperlink>
+      <w:r>
+        <w:rPr>
+          <w:lang w:val="hi_IN" w:bidi="hi_IN"/>
+        </w:rPr>
+        <w:t>2:5</w:t>
+      </w:r>
       <w:r>
         <w:rPr>
           <w:lang w:val="hi_IN" w:bidi="hi_IN"/>
         </w:rPr>
         <w:t xml:space="preserve">; </w:t>
       </w:r>
-      <w:hyperlink r:id="rId42">
-        <w:r>
-          <w:rPr>
-            <w:lang w:val="hi_IN" w:bidi="hi_IN"/>
-          </w:rPr>
-          <w:rPr>
-            <w:color w:val="0000EE"/>
-            <w:u w:val="single"/>
-          </w:rPr>
-          <w:t>3:11–12</w:t>
-        </w:r>
-      </w:hyperlink>
+      <w:r>
+        <w:rPr>
+          <w:lang w:val="hi_IN" w:bidi="hi_IN"/>
+        </w:rPr>
+        <w:t>3:11–12</w:t>
+      </w:r>
       <w:r>
         <w:rPr>
           <w:lang w:val="hi_IN" w:bidi="hi_IN"/>
         </w:rPr>
         <w:t xml:space="preserve">; </w:t>
       </w:r>
-      <w:hyperlink r:id="rId53">
-        <w:r>
-          <w:rPr>
-            <w:lang w:val="hi_IN" w:bidi="hi_IN"/>
-          </w:rPr>
-          <w:rPr>
-            <w:color w:val="0000EE"/>
-            <w:u w:val="single"/>
-          </w:rPr>
-          <w:t>4:1</w:t>
-        </w:r>
-      </w:hyperlink>
+      <w:r>
+        <w:rPr>
+          <w:lang w:val="hi_IN" w:bidi="hi_IN"/>
+        </w:rPr>
+        <w:t>4:1</w:t>
+      </w:r>
       <w:r>
         <w:rPr>
           <w:lang w:val="hi_IN" w:bidi="hi_IN"/>
         </w:rPr>
         <w:t>), अनिवार्य उपदेश (</w:t>
       </w:r>
-      <w:hyperlink r:id="rId54">
-        <w:r>
-          <w:rPr>
-            <w:lang w:val="hi_IN" w:bidi="hi_IN"/>
-          </w:rPr>
-          <w:rPr>
-            <w:color w:val="0000EE"/>
-            <w:u w:val="single"/>
-          </w:rPr>
-          <w:t>1:16</w:t>
-        </w:r>
-      </w:hyperlink>
+      <w:r>
+        <w:rPr>
+          <w:lang w:val="hi_IN" w:bidi="hi_IN"/>
+        </w:rPr>
+        <w:t>1:16</w:t>
+      </w:r>
       <w:r>
         <w:rPr>
           <w:lang w:val="hi_IN" w:bidi="hi_IN"/>
         </w:rPr>
         <w:t xml:space="preserve">; </w:t>
       </w:r>
-      <w:hyperlink r:id="rId50">
-        <w:r>
-          <w:rPr>
-            <w:lang w:val="hi_IN" w:bidi="hi_IN"/>
-          </w:rPr>
-          <w:rPr>
-            <w:color w:val="0000EE"/>
-            <w:u w:val="single"/>
-          </w:rPr>
-          <w:t>3:1</w:t>
-        </w:r>
-      </w:hyperlink>
+      <w:r>
+        <w:rPr>
+          <w:lang w:val="hi_IN" w:bidi="hi_IN"/>
+        </w:rPr>
+        <w:t>3:1</w:t>
+      </w:r>
       <w:r>
         <w:rPr>
           <w:lang w:val="hi_IN" w:bidi="hi_IN"/>
         </w:rPr>
         <w:t xml:space="preserve">; </w:t>
       </w:r>
-      <w:hyperlink r:id="rId55">
-        <w:r>
-          <w:rPr>
-            <w:lang w:val="hi_IN" w:bidi="hi_IN"/>
-          </w:rPr>
-          <w:rPr>
-            <w:color w:val="0000EE"/>
-            <w:u w:val="single"/>
-          </w:rPr>
-          <w:t>5:16</w:t>
-        </w:r>
-      </w:hyperlink>
+      <w:r>
+        <w:rPr>
+          <w:lang w:val="hi_IN" w:bidi="hi_IN"/>
+        </w:rPr>
+        <w:t>5:16</w:t>
+      </w:r>
       <w:r>
         <w:rPr>
           <w:lang w:val="hi_IN" w:bidi="hi_IN"/>
         </w:rPr>
         <w:t>), रूपक और चित्रण (</w:t>
       </w:r>
-      <w:hyperlink r:id="rId56">
-        <w:r>
-          <w:rPr>
-            <w:lang w:val="hi_IN" w:bidi="hi_IN"/>
-          </w:rPr>
-          <w:rPr>
-            <w:color w:val="0000EE"/>
-            <w:u w:val="single"/>
-          </w:rPr>
-          <w:t>2:26</w:t>
-        </w:r>
-      </w:hyperlink>
+      <w:r>
+        <w:rPr>
+          <w:lang w:val="hi_IN" w:bidi="hi_IN"/>
+        </w:rPr>
+        <w:t>2:26</w:t>
+      </w:r>
       <w:r>
         <w:rPr>
           <w:lang w:val="hi_IN" w:bidi="hi_IN"/>
         </w:rPr>
         <w:t xml:space="preserve">; </w:t>
       </w:r>
-      <w:hyperlink r:id="rId57">
-        <w:r>
-          <w:rPr>
-            <w:lang w:val="hi_IN" w:bidi="hi_IN"/>
-          </w:rPr>
-          <w:rPr>
-            <w:color w:val="0000EE"/>
-            <w:u w:val="single"/>
-          </w:rPr>
-          <w:t>3:3–5</w:t>
-        </w:r>
-      </w:hyperlink>
+      <w:r>
+        <w:rPr>
+          <w:lang w:val="hi_IN" w:bidi="hi_IN"/>
+        </w:rPr>
+        <w:t>3:3–5</w:t>
+      </w:r>
       <w:r>
         <w:rPr>
           <w:lang w:val="hi_IN" w:bidi="hi_IN"/>
         </w:rPr>
         <w:t xml:space="preserve">; </w:t>
       </w:r>
-      <w:hyperlink r:id="rId58">
-        <w:r>
-          <w:rPr>
-            <w:lang w:val="hi_IN" w:bidi="hi_IN"/>
-          </w:rPr>
-          <w:rPr>
-            <w:color w:val="0000EE"/>
-            <w:u w:val="single"/>
-          </w:rPr>
-          <w:t>4:14</w:t>
-        </w:r>
-      </w:hyperlink>
+      <w:r>
+        <w:rPr>
+          <w:lang w:val="hi_IN" w:bidi="hi_IN"/>
+        </w:rPr>
+        <w:t>4:14</w:t>
+      </w:r>
       <w:r>
         <w:rPr>
           <w:lang w:val="hi_IN" w:bidi="hi_IN"/>
         </w:rPr>
         <w:t>), और सूक्तियां जो अनुच्छेदों का सार प्रस्तुत करती हैं (</w:t>
       </w:r>
-      <w:hyperlink r:id="rId59">
-        <w:r>
-          <w:rPr>
-            <w:lang w:val="hi_IN" w:bidi="hi_IN"/>
-          </w:rPr>
-          <w:rPr>
-            <w:color w:val="0000EE"/>
-            <w:u w:val="single"/>
-          </w:rPr>
-          <w:t>2:13</w:t>
-        </w:r>
-      </w:hyperlink>
+      <w:r>
+        <w:rPr>
+          <w:lang w:val="hi_IN" w:bidi="hi_IN"/>
+        </w:rPr>
+        <w:t>2:13</w:t>
+      </w:r>
       <w:r>
         <w:rPr>
           <w:lang w:val="hi_IN" w:bidi="hi_IN"/>
         </w:rPr>
         <w:t xml:space="preserve">, </w:t>
       </w:r>
-      <w:hyperlink r:id="rId60">
-        <w:r>
-          <w:rPr>
-            <w:lang w:val="hi_IN" w:bidi="hi_IN"/>
-          </w:rPr>
-          <w:rPr>
-            <w:color w:val="0000EE"/>
-            <w:u w:val="single"/>
-          </w:rPr>
-          <w:t>17</w:t>
-        </w:r>
-      </w:hyperlink>
+      <w:r>
+        <w:rPr>
+          <w:lang w:val="hi_IN" w:bidi="hi_IN"/>
+        </w:rPr>
+        <w:t>17</w:t>
+      </w:r>
       <w:r>
         <w:rPr>
           <w:lang w:val="hi_IN" w:bidi="hi_IN"/>
         </w:rPr>
         <w:t xml:space="preserve">; </w:t>
       </w:r>
-      <w:hyperlink r:id="rId61">
-        <w:r>
-          <w:rPr>
-            <w:lang w:val="hi_IN" w:bidi="hi_IN"/>
-          </w:rPr>
-          <w:rPr>
-            <w:color w:val="0000EE"/>
-            <w:u w:val="single"/>
-          </w:rPr>
-          <w:t>3:18</w:t>
-        </w:r>
-      </w:hyperlink>
+      <w:r>
+        <w:rPr>
+          <w:lang w:val="hi_IN" w:bidi="hi_IN"/>
+        </w:rPr>
+        <w:t>3:18</w:t>
+      </w:r>
       <w:r>
         <w:rPr>
           <w:lang w:val="hi_IN" w:bidi="hi_IN"/>
         </w:rPr>
         <w:t xml:space="preserve">; </w:t>
       </w:r>
-      <w:hyperlink r:id="rId62">
-        <w:r>
-          <w:rPr>
-            <w:lang w:val="hi_IN" w:bidi="hi_IN"/>
-          </w:rPr>
-          <w:rPr>
-            <w:color w:val="0000EE"/>
-            <w:u w:val="single"/>
-          </w:rPr>
-          <w:t>4:17</w:t>
-        </w:r>
-      </w:hyperlink>
+      <w:r>
+        <w:rPr>
+          <w:lang w:val="hi_IN" w:bidi="hi_IN"/>
+        </w:rPr>
+        <w:t>4:17</w:t>
+      </w:r>
       <w:r>
         <w:rPr>
           <w:lang w:val="hi_IN" w:bidi="hi_IN"/>
@@ -1502,144 +1172,96 @@
         </w:rPr>
         <w:t>याकूब की मुख्य चिंता यह है कि उसके पाठक परमेश्वर के प्रति अखंड विश्वास और निष्ठा बनाए रखें (</w:t>
       </w:r>
-      <w:hyperlink r:id="rId44">
-        <w:r>
-          <w:rPr>
-            <w:lang w:val="hi_IN" w:bidi="hi_IN"/>
-          </w:rPr>
-          <w:rPr>
-            <w:color w:val="0000EE"/>
-            <w:u w:val="single"/>
-          </w:rPr>
-          <w:t>याकू 1:6</w:t>
-        </w:r>
-      </w:hyperlink>
+      <w:r>
+        <w:rPr>
+          <w:lang w:val="hi_IN" w:bidi="hi_IN"/>
+        </w:rPr>
+        <w:t>याकू 1:6</w:t>
+      </w:r>
       <w:r>
         <w:rPr>
           <w:lang w:val="hi_IN" w:bidi="hi_IN"/>
         </w:rPr>
         <w:t>)। वह धैर्यपूर्वक सहनशीलता (</w:t>
       </w:r>
-      <w:hyperlink r:id="rId63">
-        <w:r>
-          <w:rPr>
-            <w:lang w:val="hi_IN" w:bidi="hi_IN"/>
-          </w:rPr>
-          <w:rPr>
-            <w:color w:val="0000EE"/>
-            <w:u w:val="single"/>
-          </w:rPr>
-          <w:t>1:3</w:t>
-        </w:r>
-      </w:hyperlink>
+      <w:r>
+        <w:rPr>
+          <w:lang w:val="hi_IN" w:bidi="hi_IN"/>
+        </w:rPr>
+        <w:t>1:3</w:t>
+      </w:r>
       <w:r>
         <w:rPr>
           <w:lang w:val="hi_IN" w:bidi="hi_IN"/>
         </w:rPr>
         <w:t>), परमेश्वर के अधीन होना (</w:t>
       </w:r>
-      <w:hyperlink r:id="rId64">
-        <w:r>
-          <w:rPr>
-            <w:lang w:val="hi_IN" w:bidi="hi_IN"/>
-          </w:rPr>
-          <w:rPr>
-            <w:color w:val="0000EE"/>
-            <w:u w:val="single"/>
-          </w:rPr>
-          <w:t>4:7</w:t>
-        </w:r>
-      </w:hyperlink>
+      <w:r>
+        <w:rPr>
+          <w:lang w:val="hi_IN" w:bidi="hi_IN"/>
+        </w:rPr>
+        <w:t>4:7</w:t>
+      </w:r>
       <w:r>
         <w:rPr>
           <w:lang w:val="hi_IN" w:bidi="hi_IN"/>
         </w:rPr>
         <w:t>) और कलीसिया की सेवकाइयों में भाग लेना (</w:t>
       </w:r>
-      <w:hyperlink r:id="rId65">
-        <w:r>
-          <w:rPr>
-            <w:lang w:val="hi_IN" w:bidi="hi_IN"/>
-          </w:rPr>
-          <w:rPr>
-            <w:color w:val="0000EE"/>
-            <w:u w:val="single"/>
-          </w:rPr>
-          <w:t>5:13–20</w:t>
-        </w:r>
-      </w:hyperlink>
+      <w:r>
+        <w:rPr>
+          <w:lang w:val="hi_IN" w:bidi="hi_IN"/>
+        </w:rPr>
+        <w:t>5:13–20</w:t>
+      </w:r>
       <w:r>
         <w:rPr>
           <w:lang w:val="hi_IN" w:bidi="hi_IN"/>
         </w:rPr>
         <w:t>) की सिफारिश करता है। इन बातों के परिणामस्वरूप पूर्णता (</w:t>
       </w:r>
-      <w:hyperlink r:id="rId66">
-        <w:r>
-          <w:rPr>
-            <w:lang w:val="hi_IN" w:bidi="hi_IN"/>
-          </w:rPr>
-          <w:rPr>
-            <w:color w:val="0000EE"/>
-            <w:u w:val="single"/>
-          </w:rPr>
-          <w:t>1:4</w:t>
-        </w:r>
-      </w:hyperlink>
+      <w:r>
+        <w:rPr>
+          <w:lang w:val="hi_IN" w:bidi="hi_IN"/>
+        </w:rPr>
+        <w:t>1:4</w:t>
+      </w:r>
       <w:r>
         <w:rPr>
           <w:lang w:val="hi_IN" w:bidi="hi_IN"/>
         </w:rPr>
         <w:t>), आदर (</w:t>
       </w:r>
-      <w:hyperlink r:id="rId67">
-        <w:r>
-          <w:rPr>
-            <w:lang w:val="hi_IN" w:bidi="hi_IN"/>
-          </w:rPr>
-          <w:rPr>
-            <w:color w:val="0000EE"/>
-            <w:u w:val="single"/>
-          </w:rPr>
-          <w:t>4:10</w:t>
-        </w:r>
-      </w:hyperlink>
+      <w:r>
+        <w:rPr>
+          <w:lang w:val="hi_IN" w:bidi="hi_IN"/>
+        </w:rPr>
+        <w:t>4:10</w:t>
+      </w:r>
       <w:r>
         <w:rPr>
           <w:lang w:val="hi_IN" w:bidi="hi_IN"/>
         </w:rPr>
         <w:t>), और एक महिमामय जीवन (</w:t>
       </w:r>
-      <w:hyperlink r:id="rId68">
-        <w:r>
-          <w:rPr>
-            <w:lang w:val="hi_IN" w:bidi="hi_IN"/>
-          </w:rPr>
-          <w:rPr>
-            <w:color w:val="0000EE"/>
-            <w:u w:val="single"/>
-          </w:rPr>
-          <w:t>1:12</w:t>
-        </w:r>
-      </w:hyperlink>
+      <w:r>
+        <w:rPr>
+          <w:lang w:val="hi_IN" w:bidi="hi_IN"/>
+        </w:rPr>
+        <w:t>1:12</w:t>
+      </w:r>
       <w:r>
         <w:rPr>
           <w:lang w:val="hi_IN" w:bidi="hi_IN"/>
         </w:rPr>
         <w:t>) प्राप्त होगा जब प्रभु यीशु मसीह फिर आएंगे (</w:t>
       </w:r>
-      <w:hyperlink r:id="rId69">
-        <w:r>
-          <w:rPr>
-            <w:lang w:val="hi_IN" w:bidi="hi_IN"/>
-          </w:rPr>
-          <w:rPr>
-            <w:color w:val="0000EE"/>
-            <w:u w:val="single"/>
-          </w:rPr>
-          <w:t>5:8</w:t>
-        </w:r>
-      </w:hyperlink>
+      <w:r>
+        <w:rPr>
+          <w:lang w:val="hi_IN" w:bidi="hi_IN"/>
+        </w:rPr>
+        <w:t>5:8</w:t>
+      </w:r>
       <w:r>
         <w:rPr>
           <w:lang w:val="hi_IN" w:bidi="hi_IN"/>
@@ -1660,90 +1282,60 @@
         </w:rPr>
         <w:t>व्यवस्था। याकूब ने मूसा की व्यवस्था और यहूदी परंपराओं के प्रति उचित सम्मान बनाए रखा, जैसे कि मन्नत के बाद शुद्धिकरण की विधियाँ (</w:t>
       </w:r>
-      <w:hyperlink r:id="rId70">
-        <w:r>
-          <w:rPr>
-            <w:lang w:val="hi_IN" w:bidi="hi_IN"/>
-          </w:rPr>
-          <w:rPr>
-            <w:color w:val="0000EE"/>
-            <w:u w:val="single"/>
-          </w:rPr>
-          <w:t>प्रेरि 21:18–25</w:t>
-        </w:r>
-      </w:hyperlink>
+      <w:r>
+        <w:rPr>
+          <w:lang w:val="hi_IN" w:bidi="hi_IN"/>
+        </w:rPr>
+        <w:t>प्रेरि 21:18–25</w:t>
+      </w:r>
       <w:r>
         <w:rPr>
           <w:lang w:val="hi_IN" w:bidi="hi_IN"/>
         </w:rPr>
         <w:t>)। साथ ही, उन्होंने अन्यजातियों के मिशन के प्रति सहानुभूतिपूर्ण दृष्टिकोण व्यक्त किया, जब उन्होंने निष्कर्ष निकाला कि अन्यजातियों को यहूदी धर्म में परिवर्तित हुए बिना भी मसीही के रूप में स्वीकार किया जा सकता है। ऐसा कहते समय उन्होंने परमेश्वर की नूह के साथ की गई वाचा की ओर संकेत किया (</w:t>
       </w:r>
-      <w:hyperlink r:id="rId71">
-        <w:r>
-          <w:rPr>
-            <w:lang w:val="hi_IN" w:bidi="hi_IN"/>
-          </w:rPr>
-          <w:rPr>
-            <w:color w:val="0000EE"/>
-            <w:u w:val="single"/>
-          </w:rPr>
-          <w:t>प्रेरि 15:19–22</w:t>
-        </w:r>
-      </w:hyperlink>
+      <w:r>
+        <w:rPr>
+          <w:lang w:val="hi_IN" w:bidi="hi_IN"/>
+        </w:rPr>
+        <w:t>प्रेरि 15:19–22</w:t>
+      </w:r>
       <w:r>
         <w:rPr>
           <w:lang w:val="hi_IN" w:bidi="hi_IN"/>
         </w:rPr>
         <w:t xml:space="preserve">; देखें </w:t>
       </w:r>
-      <w:hyperlink r:id="rId72">
-        <w:r>
-          <w:rPr>
-            <w:lang w:val="hi_IN" w:bidi="hi_IN"/>
-          </w:rPr>
-          <w:rPr>
-            <w:color w:val="0000EE"/>
-            <w:u w:val="single"/>
-          </w:rPr>
-          <w:t>उत्प 9:1–17</w:t>
-        </w:r>
-      </w:hyperlink>
+      <w:r>
+        <w:rPr>
+          <w:lang w:val="hi_IN" w:bidi="hi_IN"/>
+        </w:rPr>
+        <w:t>उत्प 9:1–17</w:t>
+      </w:r>
       <w:r>
         <w:rPr>
           <w:lang w:val="hi_IN" w:bidi="hi_IN"/>
         </w:rPr>
         <w:t>))। अपने पत्र में, याकूब व्यवस्था को बनाए रखते हैं (</w:t>
       </w:r>
-      <w:hyperlink r:id="rId22">
-        <w:r>
-          <w:rPr>
-            <w:lang w:val="hi_IN" w:bidi="hi_IN"/>
-          </w:rPr>
-          <w:rPr>
-            <w:color w:val="0000EE"/>
-            <w:u w:val="single"/>
-          </w:rPr>
-          <w:t>याकू 1:25</w:t>
-        </w:r>
-      </w:hyperlink>
+      <w:r>
+        <w:rPr>
+          <w:lang w:val="hi_IN" w:bidi="hi_IN"/>
+        </w:rPr>
+        <w:t>याकू 1:25</w:t>
+      </w:r>
       <w:r>
         <w:rPr>
           <w:lang w:val="hi_IN" w:bidi="hi_IN"/>
         </w:rPr>
         <w:t>), साथ ही यीशु मसीह के माध्यम से इसकी पुनर्व्याख्या का संकेत भी देते हैं (</w:t>
       </w:r>
-      <w:hyperlink r:id="rId73">
-        <w:r>
-          <w:rPr>
-            <w:lang w:val="hi_IN" w:bidi="hi_IN"/>
-          </w:rPr>
-          <w:rPr>
-            <w:color w:val="0000EE"/>
-            <w:u w:val="single"/>
-          </w:rPr>
-          <w:t>2:8–11</w:t>
-        </w:r>
-      </w:hyperlink>
+      <w:r>
+        <w:rPr>
+          <w:lang w:val="hi_IN" w:bidi="hi_IN"/>
+        </w:rPr>
+        <w:t>2:8–11</w:t>
+      </w:r>
       <w:r>
         <w:rPr>
           <w:lang w:val="hi_IN" w:bidi="hi_IN"/>
@@ -1764,54 +1356,36 @@
         </w:rPr>
         <w:t xml:space="preserve">यहूदीपन। याकूब यहूदी धर्म के प्रतीकों का थोड़ी आलोचना के साथ उपयोग करते हैं और यहूदी धर्म के प्राथमिक पहचान चिह्नों का पुनर्परिभाषा के बिना उपयोग करते हैं (तुलना करें </w:t>
       </w:r>
-      <w:hyperlink r:id="rId74">
-        <w:r>
-          <w:rPr>
-            <w:lang w:val="hi_IN" w:bidi="hi_IN"/>
-          </w:rPr>
-          <w:rPr>
-            <w:color w:val="0000EE"/>
-            <w:u w:val="single"/>
-          </w:rPr>
-          <w:t>रोम 2:29</w:t>
-        </w:r>
-      </w:hyperlink>
+      <w:r>
+        <w:rPr>
+          <w:lang w:val="hi_IN" w:bidi="hi_IN"/>
+        </w:rPr>
+        <w:t>रोम 2:29</w:t>
+      </w:r>
       <w:r>
         <w:rPr>
           <w:lang w:val="hi_IN" w:bidi="hi_IN"/>
         </w:rPr>
         <w:t>)। याकूब पाठकों को "बारह गोत्रों" के रूप में संबोधित करते हैं (</w:t>
       </w:r>
-      <w:hyperlink r:id="rId13">
-        <w:r>
-          <w:rPr>
-            <w:lang w:val="hi_IN" w:bidi="hi_IN"/>
-          </w:rPr>
-          <w:rPr>
-            <w:color w:val="0000EE"/>
-            <w:u w:val="single"/>
-          </w:rPr>
-          <w:t>1:1</w:t>
-        </w:r>
-      </w:hyperlink>
+      <w:r>
+        <w:rPr>
+          <w:lang w:val="hi_IN" w:bidi="hi_IN"/>
+        </w:rPr>
+        <w:t>1:1</w:t>
+      </w:r>
       <w:r>
         <w:rPr>
           <w:lang w:val="hi_IN" w:bidi="hi_IN"/>
         </w:rPr>
         <w:t>) और उनकी कलीसिया सभा को एक आराधनालय (</w:t>
       </w:r>
-      <w:hyperlink r:id="rId34">
-        <w:r>
-          <w:rPr>
-            <w:lang w:val="hi_IN" w:bidi="hi_IN"/>
-          </w:rPr>
-          <w:rPr>
-            <w:color w:val="0000EE"/>
-            <w:u w:val="single"/>
-          </w:rPr>
-          <w:t>2:2</w:t>
-        </w:r>
-      </w:hyperlink>
+      <w:r>
+        <w:rPr>
+          <w:lang w:val="hi_IN" w:bidi="hi_IN"/>
+        </w:rPr>
+        <w:t>2:2</w:t>
+      </w:r>
       <w:r>
         <w:rPr>
           <w:lang w:val="hi_IN" w:bidi="hi_IN"/>
@@ -1830,18 +1404,12 @@
         </w:rPr>
         <w:t xml:space="preserve"> (</w:t>
       </w:r>
-      <w:hyperlink r:id="rId35">
-        <w:r>
-          <w:rPr>
-            <w:lang w:val="hi_IN" w:bidi="hi_IN"/>
-          </w:rPr>
-          <w:rPr>
-            <w:color w:val="0000EE"/>
-            <w:u w:val="single"/>
-          </w:rPr>
-          <w:t>5:14</w:t>
-        </w:r>
-      </w:hyperlink>
+      <w:r>
+        <w:rPr>
+          <w:lang w:val="hi_IN" w:bidi="hi_IN"/>
+        </w:rPr>
+        <w:t>5:14</w:t>
+      </w:r>
       <w:r>
         <w:rPr>
           <w:lang w:val="hi_IN" w:bidi="hi_IN"/>
@@ -1860,72 +1428,48 @@
         </w:rPr>
         <w:t xml:space="preserve"> (</w:t>
       </w:r>
-      <w:hyperlink r:id="rId50">
-        <w:r>
-          <w:rPr>
-            <w:lang w:val="hi_IN" w:bidi="hi_IN"/>
-          </w:rPr>
-          <w:rPr>
-            <w:color w:val="0000EE"/>
-            <w:u w:val="single"/>
-          </w:rPr>
-          <w:t>3:1</w:t>
-        </w:r>
-      </w:hyperlink>
+      <w:r>
+        <w:rPr>
+          <w:lang w:val="hi_IN" w:bidi="hi_IN"/>
+        </w:rPr>
+        <w:t>3:1</w:t>
+      </w:r>
       <w:r>
         <w:rPr>
           <w:lang w:val="hi_IN" w:bidi="hi_IN"/>
         </w:rPr>
         <w:t>) होते हैं। वह बार-बार व्यवस्था का उल्लेख करते हैं (</w:t>
       </w:r>
-      <w:hyperlink r:id="rId22">
-        <w:r>
-          <w:rPr>
-            <w:lang w:val="hi_IN" w:bidi="hi_IN"/>
-          </w:rPr>
-          <w:rPr>
-            <w:color w:val="0000EE"/>
-            <w:u w:val="single"/>
-          </w:rPr>
-          <w:t>1:25</w:t>
-        </w:r>
-      </w:hyperlink>
+      <w:r>
+        <w:rPr>
+          <w:lang w:val="hi_IN" w:bidi="hi_IN"/>
+        </w:rPr>
+        <w:t>1:25</w:t>
+      </w:r>
       <w:r>
         <w:rPr>
           <w:lang w:val="hi_IN" w:bidi="hi_IN"/>
         </w:rPr>
         <w:t xml:space="preserve">; </w:t>
       </w:r>
-      <w:hyperlink r:id="rId75">
-        <w:r>
-          <w:rPr>
-            <w:lang w:val="hi_IN" w:bidi="hi_IN"/>
-          </w:rPr>
-          <w:rPr>
-            <w:color w:val="0000EE"/>
-            <w:u w:val="single"/>
-          </w:rPr>
-          <w:t>2:8–12</w:t>
-        </w:r>
-      </w:hyperlink>
+      <w:r>
+        <w:rPr>
+          <w:lang w:val="hi_IN" w:bidi="hi_IN"/>
+        </w:rPr>
+        <w:t>2:8–12</w:t>
+      </w:r>
       <w:r>
         <w:rPr>
           <w:lang w:val="hi_IN" w:bidi="hi_IN"/>
         </w:rPr>
         <w:t xml:space="preserve">; </w:t>
       </w:r>
-      <w:hyperlink r:id="rId51">
-        <w:r>
-          <w:rPr>
-            <w:lang w:val="hi_IN" w:bidi="hi_IN"/>
-          </w:rPr>
-          <w:rPr>
-            <w:color w:val="0000EE"/>
-            <w:u w:val="single"/>
-          </w:rPr>
-          <w:t>4:11</w:t>
-        </w:r>
-      </w:hyperlink>
+      <w:r>
+        <w:rPr>
+          <w:lang w:val="hi_IN" w:bidi="hi_IN"/>
+        </w:rPr>
+        <w:t>4:11</w:t>
+      </w:r>
       <w:r>
         <w:rPr>
           <w:lang w:val="hi_IN" w:bidi="hi_IN"/>
@@ -1945,216 +1489,144 @@
         </w:rPr>
         <w:t xml:space="preserve">, </w:t>
       </w:r>
-      <w:hyperlink r:id="rId76">
-        <w:r>
-          <w:rPr>
-            <w:lang w:val="hi_IN" w:bidi="hi_IN"/>
-          </w:rPr>
-          <w:rPr>
-            <w:color w:val="0000EE"/>
-            <w:u w:val="single"/>
-          </w:rPr>
-          <w:t>2:19</w:t>
-        </w:r>
-      </w:hyperlink>
+      <w:r>
+        <w:rPr>
+          <w:lang w:val="hi_IN" w:bidi="hi_IN"/>
+        </w:rPr>
+        <w:t>2:19</w:t>
+      </w:r>
       <w:r>
         <w:rPr>
           <w:lang w:val="hi_IN" w:bidi="hi_IN"/>
         </w:rPr>
         <w:t>) का उद्धरण देते हैं और परमेश्वर को "स्वर्ग की सेनाओं के प्रभु" (</w:t>
       </w:r>
-      <w:hyperlink r:id="rId77">
-        <w:r>
-          <w:rPr>
-            <w:lang w:val="hi_IN" w:bidi="hi_IN"/>
-          </w:rPr>
-          <w:rPr>
-            <w:color w:val="0000EE"/>
-            <w:u w:val="single"/>
-          </w:rPr>
-          <w:t>5:4</w:t>
-        </w:r>
-      </w:hyperlink>
+      <w:r>
+        <w:rPr>
+          <w:lang w:val="hi_IN" w:bidi="hi_IN"/>
+        </w:rPr>
+        <w:t>5:4</w:t>
+      </w:r>
       <w:r>
         <w:rPr>
           <w:lang w:val="hi_IN" w:bidi="hi_IN"/>
         </w:rPr>
         <w:t>) के नाम से संबोधित करते हैं, जो परमेश्वर के लिए पुराने नियम का एक सामान्य शीर्षक है। याकूब पुराना नियम ज्ञान साहित्य (</w:t>
       </w:r>
-      <w:hyperlink r:id="rId78">
-        <w:r>
-          <w:rPr>
-            <w:lang w:val="hi_IN" w:bidi="hi_IN"/>
-          </w:rPr>
-          <w:rPr>
-            <w:color w:val="0000EE"/>
-            <w:u w:val="single"/>
-          </w:rPr>
-          <w:t>1:5</w:t>
-        </w:r>
-      </w:hyperlink>
+      <w:r>
+        <w:rPr>
+          <w:lang w:val="hi_IN" w:bidi="hi_IN"/>
+        </w:rPr>
+        <w:t>1:5</w:t>
+      </w:r>
       <w:r>
         <w:rPr>
           <w:lang w:val="hi_IN" w:bidi="hi_IN"/>
         </w:rPr>
         <w:t xml:space="preserve">; </w:t>
       </w:r>
-      <w:hyperlink r:id="rId79">
-        <w:r>
-          <w:rPr>
-            <w:lang w:val="hi_IN" w:bidi="hi_IN"/>
-          </w:rPr>
-          <w:rPr>
-            <w:color w:val="0000EE"/>
-            <w:u w:val="single"/>
-          </w:rPr>
-          <w:t>3:13</w:t>
-        </w:r>
-      </w:hyperlink>
+      <w:r>
+        <w:rPr>
+          <w:lang w:val="hi_IN" w:bidi="hi_IN"/>
+        </w:rPr>
+        <w:t>3:13</w:t>
+      </w:r>
       <w:r>
         <w:rPr>
           <w:lang w:val="hi_IN" w:bidi="hi_IN"/>
         </w:rPr>
         <w:t xml:space="preserve">, </w:t>
       </w:r>
-      <w:hyperlink r:id="rId80">
-        <w:r>
-          <w:rPr>
-            <w:lang w:val="hi_IN" w:bidi="hi_IN"/>
-          </w:rPr>
-          <w:rPr>
-            <w:color w:val="0000EE"/>
-            <w:u w:val="single"/>
-          </w:rPr>
-          <w:t>17</w:t>
-        </w:r>
-      </w:hyperlink>
+      <w:r>
+        <w:rPr>
+          <w:lang w:val="hi_IN" w:bidi="hi_IN"/>
+        </w:rPr>
+        <w:t>17</w:t>
+      </w:r>
       <w:r>
         <w:rPr>
           <w:lang w:val="hi_IN" w:bidi="hi_IN"/>
         </w:rPr>
         <w:t>) और भविष्यवाणिय उपदेशों (</w:t>
       </w:r>
-      <w:hyperlink r:id="rId17">
-        <w:r>
-          <w:rPr>
-            <w:lang w:val="hi_IN" w:bidi="hi_IN"/>
-          </w:rPr>
-          <w:rPr>
-            <w:color w:val="0000EE"/>
-            <w:u w:val="single"/>
-          </w:rPr>
-          <w:t>4:13</w:t>
-        </w:r>
-      </w:hyperlink>
+      <w:r>
+        <w:rPr>
+          <w:lang w:val="hi_IN" w:bidi="hi_IN"/>
+        </w:rPr>
+        <w:t>4:13</w:t>
+      </w:r>
       <w:r>
         <w:rPr>
           <w:lang w:val="hi_IN" w:bidi="hi_IN"/>
         </w:rPr>
         <w:t xml:space="preserve">; </w:t>
       </w:r>
-      <w:hyperlink r:id="rId81">
-        <w:r>
-          <w:rPr>
-            <w:lang w:val="hi_IN" w:bidi="hi_IN"/>
-          </w:rPr>
-          <w:rPr>
-            <w:color w:val="0000EE"/>
-            <w:u w:val="single"/>
-          </w:rPr>
-          <w:t>5:1</w:t>
-        </w:r>
-      </w:hyperlink>
+      <w:r>
+        <w:rPr>
+          <w:lang w:val="hi_IN" w:bidi="hi_IN"/>
+        </w:rPr>
+        <w:t>5:1</w:t>
+      </w:r>
       <w:r>
         <w:rPr>
           <w:lang w:val="hi_IN" w:bidi="hi_IN"/>
         </w:rPr>
         <w:t xml:space="preserve">) के साहित्यिक तत्वों का उपयोग करते हैं। और वे इस्राएली नायकों (अब्राहम, </w:t>
       </w:r>
-      <w:hyperlink r:id="rId82">
-        <w:r>
-          <w:rPr>
-            <w:lang w:val="hi_IN" w:bidi="hi_IN"/>
-          </w:rPr>
-          <w:rPr>
-            <w:color w:val="0000EE"/>
-            <w:u w:val="single"/>
-          </w:rPr>
-          <w:t>2:21</w:t>
-        </w:r>
-      </w:hyperlink>
+      <w:r>
+        <w:rPr>
+          <w:lang w:val="hi_IN" w:bidi="hi_IN"/>
+        </w:rPr>
+        <w:t>2:21</w:t>
+      </w:r>
       <w:r>
         <w:rPr>
           <w:lang w:val="hi_IN" w:bidi="hi_IN"/>
         </w:rPr>
         <w:t xml:space="preserve">, </w:t>
       </w:r>
-      <w:hyperlink r:id="rId83">
-        <w:r>
-          <w:rPr>
-            <w:lang w:val="hi_IN" w:bidi="hi_IN"/>
-          </w:rPr>
-          <w:rPr>
-            <w:color w:val="0000EE"/>
-            <w:u w:val="single"/>
-          </w:rPr>
-          <w:t>23</w:t>
-        </w:r>
-      </w:hyperlink>
+      <w:r>
+        <w:rPr>
+          <w:lang w:val="hi_IN" w:bidi="hi_IN"/>
+        </w:rPr>
+        <w:t>23</w:t>
+      </w:r>
       <w:r>
         <w:rPr>
           <w:lang w:val="hi_IN" w:bidi="hi_IN"/>
         </w:rPr>
         <w:t xml:space="preserve">; राहाब, </w:t>
       </w:r>
-      <w:hyperlink r:id="rId84">
-        <w:r>
-          <w:rPr>
-            <w:lang w:val="hi_IN" w:bidi="hi_IN"/>
-          </w:rPr>
-          <w:rPr>
-            <w:color w:val="0000EE"/>
-            <w:u w:val="single"/>
-          </w:rPr>
-          <w:t>2:25</w:t>
-        </w:r>
-      </w:hyperlink>
+      <w:r>
+        <w:rPr>
+          <w:lang w:val="hi_IN" w:bidi="hi_IN"/>
+        </w:rPr>
+        <w:t>2:25</w:t>
+      </w:r>
       <w:r>
         <w:rPr>
           <w:lang w:val="hi_IN" w:bidi="hi_IN"/>
         </w:rPr>
         <w:t xml:space="preserve">; अय्यूब, </w:t>
       </w:r>
-      <w:hyperlink r:id="rId85">
-        <w:r>
-          <w:rPr>
-            <w:lang w:val="hi_IN" w:bidi="hi_IN"/>
-          </w:rPr>
-          <w:rPr>
-            <w:color w:val="0000EE"/>
-            <w:u w:val="single"/>
-          </w:rPr>
-          <w:t>5:11</w:t>
-        </w:r>
-      </w:hyperlink>
+      <w:r>
+        <w:rPr>
+          <w:lang w:val="hi_IN" w:bidi="hi_IN"/>
+        </w:rPr>
+        <w:t>5:11</w:t>
+      </w:r>
       <w:r>
         <w:rPr>
           <w:lang w:val="hi_IN" w:bidi="hi_IN"/>
         </w:rPr>
         <w:t xml:space="preserve">; एलिय्याह, </w:t>
       </w:r>
-      <w:hyperlink r:id="rId86">
-        <w:r>
-          <w:rPr>
-            <w:lang w:val="hi_IN" w:bidi="hi_IN"/>
-          </w:rPr>
-          <w:rPr>
-            <w:color w:val="0000EE"/>
-            <w:u w:val="single"/>
-          </w:rPr>
-          <w:t>5:17</w:t>
-        </w:r>
-      </w:hyperlink>
+      <w:r>
+        <w:rPr>
+          <w:lang w:val="hi_IN" w:bidi="hi_IN"/>
+        </w:rPr>
+        <w:t>5:17</w:t>
+      </w:r>
       <w:r>
         <w:rPr>
           <w:lang w:val="hi_IN" w:bidi="hi_IN"/>
@@ -2175,162 +1647,108 @@
         </w:rPr>
         <w:t>काम। “भले काम” के संबंध में याकूब और पौलुस के बीच के स्पष्ट अंतर को उनके भिन्न ऐतिहासिक और धर्मशास्त्रीय संदर्भों में समझा जाना चाहिए। पौलुस और याकूब दोनों मानते थे कि केवल परमेश्वर, अपनी अनुग्रह की पहल के माध्यम से, मनुष्य के पाप की समस्या को दूर कर सकते हैं। पौलुस और याकूब दोनों मानते थे कि व्यक्ति को परमेश्वर के उद्धार के प्रस्ताव का विश्वास के साथ उत्तर देना चाहिए। हालांकि उनके जोर में अंतर था। पौलुस ने, जो अक्सर यहूदी मसीहियों से उन अपेक्षाओं के लिए भिड़ जाते थे, जो वे अन्यजातियों पर थोपना चाहते थे, जोर दिया कि व्यवस्था के काम उद्धार उत्पन्न नहीं करते (</w:t>
       </w:r>
-      <w:hyperlink r:id="rId87">
-        <w:r>
-          <w:rPr>
-            <w:lang w:val="hi_IN" w:bidi="hi_IN"/>
-          </w:rPr>
-          <w:rPr>
-            <w:color w:val="0000EE"/>
-            <w:u w:val="single"/>
-          </w:rPr>
-          <w:t>इफि 2:8–9</w:t>
-        </w:r>
-      </w:hyperlink>
+      <w:r>
+        <w:rPr>
+          <w:lang w:val="hi_IN" w:bidi="hi_IN"/>
+        </w:rPr>
+        <w:t>इफि 2:8–9</w:t>
+      </w:r>
       <w:r>
         <w:rPr>
           <w:lang w:val="hi_IN" w:bidi="hi_IN"/>
         </w:rPr>
         <w:t>)—लोग "व्यवस्था की आज्ञाओं का पालन करके" या वास्तव में जो कुछ भी वे करते हैं (</w:t>
       </w:r>
-      <w:hyperlink r:id="rId88">
-        <w:r>
-          <w:rPr>
-            <w:lang w:val="hi_IN" w:bidi="hi_IN"/>
-          </w:rPr>
-          <w:rPr>
-            <w:color w:val="0000EE"/>
-            <w:u w:val="single"/>
-          </w:rPr>
-          <w:t>रोम 4:3–5</w:t>
-        </w:r>
-      </w:hyperlink>
+      <w:r>
+        <w:rPr>
+          <w:lang w:val="hi_IN" w:bidi="hi_IN"/>
+        </w:rPr>
+        <w:t>रोम 4:3–5</w:t>
+      </w:r>
       <w:r>
         <w:rPr>
           <w:lang w:val="hi_IN" w:bidi="hi_IN"/>
         </w:rPr>
         <w:t>), उसके द्वारा परमेश्वर के साथ सही सम्बन्ध नहीं बना सकते (</w:t>
       </w:r>
-      <w:hyperlink r:id="rId89">
-        <w:r>
-          <w:rPr>
-            <w:lang w:val="hi_IN" w:bidi="hi_IN"/>
-          </w:rPr>
-          <w:rPr>
-            <w:color w:val="0000EE"/>
-            <w:u w:val="single"/>
-          </w:rPr>
-          <w:t>रोम 3:20</w:t>
-        </w:r>
-      </w:hyperlink>
+      <w:r>
+        <w:rPr>
+          <w:lang w:val="hi_IN" w:bidi="hi_IN"/>
+        </w:rPr>
+        <w:t>रोम 3:20</w:t>
+      </w:r>
       <w:r>
         <w:rPr>
           <w:lang w:val="hi_IN" w:bidi="hi_IN"/>
         </w:rPr>
         <w:t xml:space="preserve">, </w:t>
       </w:r>
-      <w:hyperlink r:id="rId90">
-        <w:r>
-          <w:rPr>
-            <w:lang w:val="hi_IN" w:bidi="hi_IN"/>
-          </w:rPr>
-          <w:rPr>
-            <w:color w:val="0000EE"/>
-            <w:u w:val="single"/>
-          </w:rPr>
-          <w:t>28</w:t>
-        </w:r>
-      </w:hyperlink>
+      <w:r>
+        <w:rPr>
+          <w:lang w:val="hi_IN" w:bidi="hi_IN"/>
+        </w:rPr>
+        <w:t>28</w:t>
+      </w:r>
       <w:r>
         <w:rPr>
           <w:lang w:val="hi_IN" w:bidi="hi_IN"/>
         </w:rPr>
         <w:t xml:space="preserve">; </w:t>
       </w:r>
-      <w:hyperlink r:id="rId91">
-        <w:r>
-          <w:rPr>
-            <w:lang w:val="hi_IN" w:bidi="hi_IN"/>
-          </w:rPr>
-          <w:rPr>
-            <w:color w:val="0000EE"/>
-            <w:u w:val="single"/>
-          </w:rPr>
-          <w:t>गला 2:16</w:t>
-        </w:r>
-      </w:hyperlink>
+      <w:r>
+        <w:rPr>
+          <w:lang w:val="hi_IN" w:bidi="hi_IN"/>
+        </w:rPr>
+        <w:t>गला 2:16</w:t>
+      </w:r>
       <w:r>
         <w:rPr>
           <w:lang w:val="hi_IN" w:bidi="hi_IN"/>
         </w:rPr>
         <w:t>)। याकूब, इस बीच, जोर देते हैं कि अच्छे काम, परमेश्वर के साथ विश्वास पर आधारित एक सच्चे संबंध का प्रमाण हैं। सच्चा बाइबल विश्वास, हमेशा परमेश्वर को प्रसन्न करने वाले अच्छे काम उत्पन्न करेगा। याकूब दिखाते हैं कि विश्वास को केवल सत्य की पुष्टि तक सीमित नहीं किया जा सकता है (</w:t>
       </w:r>
-      <w:hyperlink r:id="rId76">
-        <w:r>
-          <w:rPr>
-            <w:lang w:val="hi_IN" w:bidi="hi_IN"/>
-          </w:rPr>
-          <w:rPr>
-            <w:color w:val="0000EE"/>
-            <w:u w:val="single"/>
-          </w:rPr>
-          <w:t>2:19</w:t>
-        </w:r>
-      </w:hyperlink>
+      <w:r>
+        <w:rPr>
+          <w:lang w:val="hi_IN" w:bidi="hi_IN"/>
+        </w:rPr>
+        <w:t>2:19</w:t>
+      </w:r>
       <w:r>
         <w:rPr>
           <w:lang w:val="hi_IN" w:bidi="hi_IN"/>
         </w:rPr>
         <w:t>) और विश्वासयोग्य परमेश्वर और संसार के बीच विभाजित निष्ठा की अनुमति नहीं देता (</w:t>
       </w:r>
-      <w:hyperlink r:id="rId92">
-        <w:r>
-          <w:rPr>
-            <w:lang w:val="hi_IN" w:bidi="hi_IN"/>
-          </w:rPr>
-          <w:rPr>
-            <w:color w:val="0000EE"/>
-            <w:u w:val="single"/>
-          </w:rPr>
-          <w:t>1:8</w:t>
-        </w:r>
-      </w:hyperlink>
+      <w:r>
+        <w:rPr>
+          <w:lang w:val="hi_IN" w:bidi="hi_IN"/>
+        </w:rPr>
+        <w:t>1:8</w:t>
+      </w:r>
       <w:r>
         <w:rPr>
           <w:lang w:val="hi_IN" w:bidi="hi_IN"/>
         </w:rPr>
         <w:t xml:space="preserve">; </w:t>
       </w:r>
-      <w:hyperlink r:id="rId93">
-        <w:r>
-          <w:rPr>
-            <w:lang w:val="hi_IN" w:bidi="hi_IN"/>
-          </w:rPr>
-          <w:rPr>
-            <w:color w:val="0000EE"/>
-            <w:u w:val="single"/>
-          </w:rPr>
-          <w:t>4:4</w:t>
-        </w:r>
-      </w:hyperlink>
+      <w:r>
+        <w:rPr>
+          <w:lang w:val="hi_IN" w:bidi="hi_IN"/>
+        </w:rPr>
+        <w:t>4:4</w:t>
+      </w:r>
       <w:r>
         <w:rPr>
           <w:lang w:val="hi_IN" w:bidi="hi_IN"/>
         </w:rPr>
         <w:t xml:space="preserve">, </w:t>
       </w:r>
-      <w:hyperlink r:id="rId64">
-        <w:r>
-          <w:rPr>
-            <w:lang w:val="hi_IN" w:bidi="hi_IN"/>
-          </w:rPr>
-          <w:rPr>
-            <w:color w:val="0000EE"/>
-            <w:u w:val="single"/>
-          </w:rPr>
-          <w:t>7</w:t>
-        </w:r>
-      </w:hyperlink>
+      <w:r>
+        <w:rPr>
+          <w:lang w:val="hi_IN" w:bidi="hi_IN"/>
+        </w:rPr>
+        <w:t>7</w:t>
+      </w:r>
       <w:r>
         <w:rPr>
           <w:lang w:val="hi_IN" w:bidi="hi_IN"/>
